--- a/5.dynamicProgramming/33 DP - 2D Array (Edit Distance  Levenshtein Distance).docx
+++ b/5.dynamicProgramming/33 DP - 2D Array (Edit Distance  Levenshtein Distance).docx
@@ -162,7 +162,23 @@
           <w:b/>
           <w:bCs/>
         </w:rPr>
-        <w:t>Input: word1 = "horse", word2 = "ros"</w:t>
+        <w:t>Input: word1 = "horse", word2 = "</w:t>
+      </w:r>
+      <w:proofErr w:type="spellStart"/>
+      <w:r>
+        <w:rPr>
+          <w:b/>
+          <w:bCs/>
+        </w:rPr>
+        <w:t>ros</w:t>
+      </w:r>
+      <w:proofErr w:type="spellEnd"/>
+      <w:r>
+        <w:rPr>
+          <w:b/>
+          <w:bCs/>
+        </w:rPr>
+        <w:t>"</w:t>
       </w:r>
     </w:p>
     <w:p>
@@ -207,37 +223,78 @@
           <w:b/>
           <w:bCs/>
         </w:rPr>
-        <w:t>horse -&gt; rorse (replace 'h' with 'r')</w:t>
-      </w:r>
-    </w:p>
-    <w:p>
-      <w:pPr>
-        <w:rPr>
-          <w:b/>
-          <w:bCs/>
-        </w:rPr>
-      </w:pPr>
-      <w:r>
-        <w:rPr>
-          <w:b/>
-          <w:bCs/>
-        </w:rPr>
-        <w:t>rorse -&gt; rose (remove 'r')</w:t>
-      </w:r>
-    </w:p>
-    <w:p>
-      <w:pPr>
-        <w:rPr>
-          <w:b/>
-          <w:bCs/>
-        </w:rPr>
-      </w:pPr>
-      <w:r>
-        <w:rPr>
-          <w:b/>
-          <w:bCs/>
-        </w:rPr>
-        <w:t>rose -&gt; ros (remove 'e')</w:t>
+        <w:t xml:space="preserve">horse -&gt; </w:t>
+      </w:r>
+      <w:proofErr w:type="spellStart"/>
+      <w:r>
+        <w:rPr>
+          <w:b/>
+          <w:bCs/>
+        </w:rPr>
+        <w:t>rorse</w:t>
+      </w:r>
+      <w:proofErr w:type="spellEnd"/>
+      <w:r>
+        <w:rPr>
+          <w:b/>
+          <w:bCs/>
+        </w:rPr>
+        <w:t xml:space="preserve"> (replace 'h' with 'r')</w:t>
+      </w:r>
+    </w:p>
+    <w:p>
+      <w:pPr>
+        <w:rPr>
+          <w:b/>
+          <w:bCs/>
+        </w:rPr>
+      </w:pPr>
+      <w:proofErr w:type="spellStart"/>
+      <w:r>
+        <w:rPr>
+          <w:b/>
+          <w:bCs/>
+        </w:rPr>
+        <w:t>rorse</w:t>
+      </w:r>
+      <w:proofErr w:type="spellEnd"/>
+      <w:r>
+        <w:rPr>
+          <w:b/>
+          <w:bCs/>
+        </w:rPr>
+        <w:t xml:space="preserve"> -&gt; rose (remove 'r')</w:t>
+      </w:r>
+    </w:p>
+    <w:p>
+      <w:pPr>
+        <w:rPr>
+          <w:b/>
+          <w:bCs/>
+        </w:rPr>
+      </w:pPr>
+      <w:r>
+        <w:rPr>
+          <w:b/>
+          <w:bCs/>
+        </w:rPr>
+        <w:t xml:space="preserve">rose -&gt; </w:t>
+      </w:r>
+      <w:proofErr w:type="spellStart"/>
+      <w:r>
+        <w:rPr>
+          <w:b/>
+          <w:bCs/>
+        </w:rPr>
+        <w:t>ros</w:t>
+      </w:r>
+      <w:proofErr w:type="spellEnd"/>
+      <w:r>
+        <w:rPr>
+          <w:b/>
+          <w:bCs/>
+        </w:rPr>
+        <w:t xml:space="preserve"> (remove 'e')</w:t>
       </w:r>
     </w:p>
     <w:p>
@@ -312,67 +369,183 @@
           <w:b/>
           <w:bCs/>
         </w:rPr>
-        <w:t>intention -&gt; inention (remove 't')</w:t>
-      </w:r>
-    </w:p>
-    <w:p>
-      <w:pPr>
-        <w:rPr>
-          <w:b/>
-          <w:bCs/>
-        </w:rPr>
-      </w:pPr>
-      <w:r>
-        <w:rPr>
-          <w:b/>
-          <w:bCs/>
-        </w:rPr>
-        <w:t>inention -&gt; enention (replace 'i' with 'e')</w:t>
-      </w:r>
-    </w:p>
-    <w:p>
-      <w:pPr>
-        <w:rPr>
-          <w:b/>
-          <w:bCs/>
-        </w:rPr>
-      </w:pPr>
-      <w:r>
-        <w:rPr>
-          <w:b/>
-          <w:bCs/>
-        </w:rPr>
-        <w:t>enention -&gt; exention (replace 'n' with 'x')</w:t>
-      </w:r>
-    </w:p>
-    <w:p>
-      <w:pPr>
-        <w:rPr>
-          <w:b/>
-          <w:bCs/>
-        </w:rPr>
-      </w:pPr>
-      <w:r>
-        <w:rPr>
-          <w:b/>
-          <w:bCs/>
-        </w:rPr>
-        <w:t>exention -&gt; exection (replace 'n' with 'c')</w:t>
-      </w:r>
-    </w:p>
-    <w:p>
-      <w:pPr>
-        <w:rPr>
-          <w:b/>
-          <w:bCs/>
-        </w:rPr>
-      </w:pPr>
-      <w:r>
-        <w:rPr>
-          <w:b/>
-          <w:bCs/>
-        </w:rPr>
-        <w:t>exection -&gt; execution (insert 'u')</w:t>
+        <w:t xml:space="preserve">intention -&gt; </w:t>
+      </w:r>
+      <w:proofErr w:type="spellStart"/>
+      <w:r>
+        <w:rPr>
+          <w:b/>
+          <w:bCs/>
+        </w:rPr>
+        <w:t>inention</w:t>
+      </w:r>
+      <w:proofErr w:type="spellEnd"/>
+      <w:r>
+        <w:rPr>
+          <w:b/>
+          <w:bCs/>
+        </w:rPr>
+        <w:t xml:space="preserve"> (remove 't')</w:t>
+      </w:r>
+    </w:p>
+    <w:p>
+      <w:pPr>
+        <w:rPr>
+          <w:b/>
+          <w:bCs/>
+        </w:rPr>
+      </w:pPr>
+      <w:proofErr w:type="spellStart"/>
+      <w:r>
+        <w:rPr>
+          <w:b/>
+          <w:bCs/>
+        </w:rPr>
+        <w:t>inention</w:t>
+      </w:r>
+      <w:proofErr w:type="spellEnd"/>
+      <w:r>
+        <w:rPr>
+          <w:b/>
+          <w:bCs/>
+        </w:rPr>
+        <w:t xml:space="preserve"> -&gt; </w:t>
+      </w:r>
+      <w:proofErr w:type="spellStart"/>
+      <w:r>
+        <w:rPr>
+          <w:b/>
+          <w:bCs/>
+        </w:rPr>
+        <w:t>enention</w:t>
+      </w:r>
+      <w:proofErr w:type="spellEnd"/>
+      <w:r>
+        <w:rPr>
+          <w:b/>
+          <w:bCs/>
+        </w:rPr>
+        <w:t xml:space="preserve"> (replace '</w:t>
+      </w:r>
+      <w:proofErr w:type="spellStart"/>
+      <w:r>
+        <w:rPr>
+          <w:b/>
+          <w:bCs/>
+        </w:rPr>
+        <w:t>i</w:t>
+      </w:r>
+      <w:proofErr w:type="spellEnd"/>
+      <w:r>
+        <w:rPr>
+          <w:b/>
+          <w:bCs/>
+        </w:rPr>
+        <w:t>' with 'e')</w:t>
+      </w:r>
+    </w:p>
+    <w:p>
+      <w:pPr>
+        <w:rPr>
+          <w:b/>
+          <w:bCs/>
+        </w:rPr>
+      </w:pPr>
+      <w:proofErr w:type="spellStart"/>
+      <w:r>
+        <w:rPr>
+          <w:b/>
+          <w:bCs/>
+        </w:rPr>
+        <w:t>enention</w:t>
+      </w:r>
+      <w:proofErr w:type="spellEnd"/>
+      <w:r>
+        <w:rPr>
+          <w:b/>
+          <w:bCs/>
+        </w:rPr>
+        <w:t xml:space="preserve"> -&gt; </w:t>
+      </w:r>
+      <w:proofErr w:type="spellStart"/>
+      <w:r>
+        <w:rPr>
+          <w:b/>
+          <w:bCs/>
+        </w:rPr>
+        <w:t>exention</w:t>
+      </w:r>
+      <w:proofErr w:type="spellEnd"/>
+      <w:r>
+        <w:rPr>
+          <w:b/>
+          <w:bCs/>
+        </w:rPr>
+        <w:t xml:space="preserve"> (replace 'n' with 'x')</w:t>
+      </w:r>
+    </w:p>
+    <w:p>
+      <w:pPr>
+        <w:rPr>
+          <w:b/>
+          <w:bCs/>
+        </w:rPr>
+      </w:pPr>
+      <w:proofErr w:type="spellStart"/>
+      <w:r>
+        <w:rPr>
+          <w:b/>
+          <w:bCs/>
+        </w:rPr>
+        <w:t>exention</w:t>
+      </w:r>
+      <w:proofErr w:type="spellEnd"/>
+      <w:r>
+        <w:rPr>
+          <w:b/>
+          <w:bCs/>
+        </w:rPr>
+        <w:t xml:space="preserve"> -&gt; </w:t>
+      </w:r>
+      <w:proofErr w:type="spellStart"/>
+      <w:r>
+        <w:rPr>
+          <w:b/>
+          <w:bCs/>
+        </w:rPr>
+        <w:t>exection</w:t>
+      </w:r>
+      <w:proofErr w:type="spellEnd"/>
+      <w:r>
+        <w:rPr>
+          <w:b/>
+          <w:bCs/>
+        </w:rPr>
+        <w:t xml:space="preserve"> (replace 'n' with 'c')</w:t>
+      </w:r>
+    </w:p>
+    <w:p>
+      <w:pPr>
+        <w:rPr>
+          <w:b/>
+          <w:bCs/>
+        </w:rPr>
+      </w:pPr>
+      <w:proofErr w:type="spellStart"/>
+      <w:r>
+        <w:rPr>
+          <w:b/>
+          <w:bCs/>
+        </w:rPr>
+        <w:t>exection</w:t>
+      </w:r>
+      <w:proofErr w:type="spellEnd"/>
+      <w:r>
+        <w:rPr>
+          <w:b/>
+          <w:bCs/>
+        </w:rPr>
+        <w:t xml:space="preserve"> -&gt; execution (insert 'u')</w:t>
       </w:r>
     </w:p>
     <w:p>
@@ -427,7 +600,23 @@
           <w:b/>
           <w:bCs/>
         </w:rPr>
-        <w:t>O(3^(m+n))</w:t>
+        <w:t>O(3^(</w:t>
+      </w:r>
+      <w:proofErr w:type="spellStart"/>
+      <w:r>
+        <w:rPr>
+          <w:b/>
+          <w:bCs/>
+        </w:rPr>
+        <w:t>m+n</w:t>
+      </w:r>
+      <w:proofErr w:type="spellEnd"/>
+      <w:r>
+        <w:rPr>
+          <w:b/>
+          <w:bCs/>
+        </w:rPr>
+        <w:t>))</w:t>
       </w:r>
     </w:p>
     <w:p>
@@ -453,13 +642,29 @@
     <w:p/>
     <w:p>
       <w:r>
-        <w:t xml:space="preserve">    private int solve(String s1, String s2, int i, int j) {</w:t>
+        <w:t xml:space="preserve">    private int solve(String s1, String s2, int </w:t>
+      </w:r>
+      <w:proofErr w:type="spellStart"/>
+      <w:r>
+        <w:t>i</w:t>
+      </w:r>
+      <w:proofErr w:type="spellEnd"/>
+      <w:r>
+        <w:t>, int j) {</w:t>
       </w:r>
     </w:p>
     <w:p/>
     <w:p>
       <w:r>
-        <w:t xml:space="preserve">        if (i == s1.length())</w:t>
+        <w:t xml:space="preserve">        if (</w:t>
+      </w:r>
+      <w:proofErr w:type="spellStart"/>
+      <w:r>
+        <w:t>i</w:t>
+      </w:r>
+      <w:proofErr w:type="spellEnd"/>
+      <w:r>
+        <w:t xml:space="preserve"> == s1.length())</w:t>
       </w:r>
     </w:p>
     <w:p>
@@ -475,40 +680,104 @@
     </w:p>
     <w:p>
       <w:r>
-        <w:t xml:space="preserve">            return s1.length() - i;</w:t>
+        <w:t xml:space="preserve">            return s1.length() - </w:t>
+      </w:r>
+      <w:proofErr w:type="spellStart"/>
+      <w:r>
+        <w:t>i</w:t>
+      </w:r>
+      <w:proofErr w:type="spellEnd"/>
+      <w:r>
+        <w:t>;</w:t>
       </w:r>
     </w:p>
     <w:p/>
     <w:p>
       <w:r>
-        <w:t xml:space="preserve">        if (s1.charAt(i) == s2.charAt(j))</w:t>
-      </w:r>
-    </w:p>
-    <w:p>
-      <w:r>
-        <w:t xml:space="preserve">            return solve(s1, s2, i + 1, j + 1);</w:t>
+        <w:t xml:space="preserve">        if (s1.charAt(</w:t>
+      </w:r>
+      <w:proofErr w:type="spellStart"/>
+      <w:r>
+        <w:t>i</w:t>
+      </w:r>
+      <w:proofErr w:type="spellEnd"/>
+      <w:r>
+        <w:t>) == s2.charAt(j))</w:t>
+      </w:r>
+    </w:p>
+    <w:p>
+      <w:r>
+        <w:t xml:space="preserve">            return solve(s1, s2, </w:t>
+      </w:r>
+      <w:proofErr w:type="spellStart"/>
+      <w:r>
+        <w:t>i</w:t>
+      </w:r>
+      <w:proofErr w:type="spellEnd"/>
+      <w:r>
+        <w:t xml:space="preserve"> + 1, j + 1);</w:t>
       </w:r>
     </w:p>
     <w:p/>
     <w:p>
       <w:r>
-        <w:t xml:space="preserve">        int insert = 1 + solve(s1, s2, i, j + 1);</w:t>
-      </w:r>
-    </w:p>
-    <w:p>
-      <w:r>
-        <w:t xml:space="preserve">        int delete = 1 + solve(s1, s2, i + 1, j);</w:t>
-      </w:r>
-    </w:p>
-    <w:p>
-      <w:r>
-        <w:t xml:space="preserve">        int replace = 1 + solve(s1, s2, i + 1, j + 1);</w:t>
+        <w:t xml:space="preserve">        int insert = 1 + solve(s1, s2, </w:t>
+      </w:r>
+      <w:proofErr w:type="spellStart"/>
+      <w:r>
+        <w:t>i</w:t>
+      </w:r>
+      <w:proofErr w:type="spellEnd"/>
+      <w:r>
+        <w:t>, j + 1);</w:t>
+      </w:r>
+    </w:p>
+    <w:p>
+      <w:r>
+        <w:t xml:space="preserve">        int delete = 1 + solve(s1, s2, </w:t>
+      </w:r>
+      <w:proofErr w:type="spellStart"/>
+      <w:r>
+        <w:t>i</w:t>
+      </w:r>
+      <w:proofErr w:type="spellEnd"/>
+      <w:r>
+        <w:t xml:space="preserve"> + 1, j);</w:t>
+      </w:r>
+    </w:p>
+    <w:p>
+      <w:r>
+        <w:t xml:space="preserve">        int replace = 1 + solve(s1, s2, </w:t>
+      </w:r>
+      <w:proofErr w:type="spellStart"/>
+      <w:r>
+        <w:t>i</w:t>
+      </w:r>
+      <w:proofErr w:type="spellEnd"/>
+      <w:r>
+        <w:t xml:space="preserve"> + 1, j + 1);</w:t>
       </w:r>
     </w:p>
     <w:p/>
     <w:p>
       <w:r>
-        <w:t xml:space="preserve">        return Math.min(insert, Math.min(delete, replace));</w:t>
+        <w:t xml:space="preserve">        return </w:t>
+      </w:r>
+      <w:proofErr w:type="spellStart"/>
+      <w:r>
+        <w:t>Math.min</w:t>
+      </w:r>
+      <w:proofErr w:type="spellEnd"/>
+      <w:r>
+        <w:t xml:space="preserve">(insert, </w:t>
+      </w:r>
+      <w:proofErr w:type="spellStart"/>
+      <w:r>
+        <w:t>Math.min</w:t>
+      </w:r>
+      <w:proofErr w:type="spellEnd"/>
+      <w:r>
+        <w:t>(delete, replace));</w:t>
       </w:r>
     </w:p>
     <w:p>
@@ -519,7 +788,15 @@
     <w:p/>
     <w:p>
       <w:r>
-        <w:t xml:space="preserve">    public int minDistance(String word1, String word2) {</w:t>
+        <w:t xml:space="preserve">    public int </w:t>
+      </w:r>
+      <w:proofErr w:type="spellStart"/>
+      <w:r>
+        <w:t>minDistance</w:t>
+      </w:r>
+      <w:proofErr w:type="spellEnd"/>
+      <w:r>
+        <w:t>(String word1, String word2) {</w:t>
       </w:r>
     </w:p>
     <w:p>
@@ -562,12 +839,36 @@
     </w:p>
     <w:p>
       <w:r>
-        <w:t>    private int solve(String s1, String s2, int i, int j, int[][] dp) {</w:t>
-      </w:r>
-    </w:p>
-    <w:p>
-      <w:r>
-        <w:t>        if (i == s1.length())</w:t>
+        <w:t xml:space="preserve">    private int solve(String s1, String s2, int </w:t>
+      </w:r>
+      <w:proofErr w:type="spellStart"/>
+      <w:r>
+        <w:t>i</w:t>
+      </w:r>
+      <w:proofErr w:type="spellEnd"/>
+      <w:r>
+        <w:t xml:space="preserve">, int j, int[][] </w:t>
+      </w:r>
+      <w:proofErr w:type="spellStart"/>
+      <w:r>
+        <w:t>dp</w:t>
+      </w:r>
+      <w:proofErr w:type="spellEnd"/>
+      <w:r>
+        <w:t>) {</w:t>
+      </w:r>
+    </w:p>
+    <w:p>
+      <w:r>
+        <w:t>        if (</w:t>
+      </w:r>
+      <w:proofErr w:type="spellStart"/>
+      <w:r>
+        <w:t>i</w:t>
+      </w:r>
+      <w:proofErr w:type="spellEnd"/>
+      <w:r>
+        <w:t xml:space="preserve"> == s1.length())</w:t>
       </w:r>
     </w:p>
     <w:p>
@@ -582,27 +883,107 @@
     </w:p>
     <w:p>
       <w:r>
-        <w:t>            return s1.length() - i;</w:t>
-      </w:r>
-    </w:p>
-    <w:p>
-      <w:r>
-        <w:t>        if (dp[i][j] != -1)</w:t>
-      </w:r>
-    </w:p>
-    <w:p>
-      <w:r>
-        <w:t>            return dp[i][j];</w:t>
-      </w:r>
-    </w:p>
-    <w:p>
-      <w:r>
-        <w:t>        if (s1.charAt(i) == s2.charAt(j))</w:t>
-      </w:r>
-    </w:p>
-    <w:p>
-      <w:r>
-        <w:t>            return dp[i][j] = solve(s1, s2, i + 1, j + 1, dp);</w:t>
+        <w:t xml:space="preserve">            return s1.length() - </w:t>
+      </w:r>
+      <w:proofErr w:type="spellStart"/>
+      <w:r>
+        <w:t>i</w:t>
+      </w:r>
+      <w:proofErr w:type="spellEnd"/>
+      <w:r>
+        <w:t>;</w:t>
+      </w:r>
+    </w:p>
+    <w:p>
+      <w:r>
+        <w:t>        if (</w:t>
+      </w:r>
+      <w:proofErr w:type="spellStart"/>
+      <w:r>
+        <w:t>dp</w:t>
+      </w:r>
+      <w:proofErr w:type="spellEnd"/>
+      <w:r>
+        <w:t>[</w:t>
+      </w:r>
+      <w:proofErr w:type="spellStart"/>
+      <w:r>
+        <w:t>i</w:t>
+      </w:r>
+      <w:proofErr w:type="spellEnd"/>
+      <w:r>
+        <w:t>][j] != -1)</w:t>
+      </w:r>
+    </w:p>
+    <w:p>
+      <w:r>
+        <w:t xml:space="preserve">            return </w:t>
+      </w:r>
+      <w:proofErr w:type="spellStart"/>
+      <w:r>
+        <w:t>dp</w:t>
+      </w:r>
+      <w:proofErr w:type="spellEnd"/>
+      <w:r>
+        <w:t>[</w:t>
+      </w:r>
+      <w:proofErr w:type="spellStart"/>
+      <w:r>
+        <w:t>i</w:t>
+      </w:r>
+      <w:proofErr w:type="spellEnd"/>
+      <w:r>
+        <w:t>][j];</w:t>
+      </w:r>
+    </w:p>
+    <w:p>
+      <w:r>
+        <w:t>        if (s1.charAt(</w:t>
+      </w:r>
+      <w:proofErr w:type="spellStart"/>
+      <w:r>
+        <w:t>i</w:t>
+      </w:r>
+      <w:proofErr w:type="spellEnd"/>
+      <w:r>
+        <w:t>) == s2.charAt(j))</w:t>
+      </w:r>
+    </w:p>
+    <w:p>
+      <w:r>
+        <w:t xml:space="preserve">            return </w:t>
+      </w:r>
+      <w:proofErr w:type="spellStart"/>
+      <w:r>
+        <w:t>dp</w:t>
+      </w:r>
+      <w:proofErr w:type="spellEnd"/>
+      <w:r>
+        <w:t>[</w:t>
+      </w:r>
+      <w:proofErr w:type="spellStart"/>
+      <w:r>
+        <w:t>i</w:t>
+      </w:r>
+      <w:proofErr w:type="spellEnd"/>
+      <w:r>
+        <w:t xml:space="preserve">][j] = solve(s1, s2, </w:t>
+      </w:r>
+      <w:proofErr w:type="spellStart"/>
+      <w:r>
+        <w:t>i</w:t>
+      </w:r>
+      <w:proofErr w:type="spellEnd"/>
+      <w:r>
+        <w:t xml:space="preserve"> + 1, j + 1, </w:t>
+      </w:r>
+      <w:proofErr w:type="spellStart"/>
+      <w:r>
+        <w:t>dp</w:t>
+      </w:r>
+      <w:proofErr w:type="spellEnd"/>
+      <w:r>
+        <w:t>);</w:t>
       </w:r>
     </w:p>
     <w:p>
@@ -612,23 +993,103 @@
     </w:p>
     <w:p>
       <w:r>
-        <w:t>        int insert = 1 + solve(s1, s2, i, j + 1, dp);</w:t>
-      </w:r>
-    </w:p>
-    <w:p>
-      <w:r>
-        <w:t>        int delete = 1 + solve(s1, s2, i + 1, j, dp);</w:t>
-      </w:r>
-    </w:p>
-    <w:p>
-      <w:r>
-        <w:t>        int replace = 1 + solve(s1, s2, i + 1, j + 1, dp);</w:t>
+        <w:t xml:space="preserve">        int insert = 1 + solve(s1, s2, </w:t>
+      </w:r>
+      <w:proofErr w:type="spellStart"/>
+      <w:r>
+        <w:t>i</w:t>
+      </w:r>
+      <w:proofErr w:type="spellEnd"/>
+      <w:r>
+        <w:t xml:space="preserve">, j + 1, </w:t>
+      </w:r>
+      <w:proofErr w:type="spellStart"/>
+      <w:r>
+        <w:t>dp</w:t>
+      </w:r>
+      <w:proofErr w:type="spellEnd"/>
+      <w:r>
+        <w:t>);</w:t>
+      </w:r>
+    </w:p>
+    <w:p>
+      <w:r>
+        <w:t xml:space="preserve">        int delete = 1 + solve(s1, s2, </w:t>
+      </w:r>
+      <w:proofErr w:type="spellStart"/>
+      <w:r>
+        <w:t>i</w:t>
+      </w:r>
+      <w:proofErr w:type="spellEnd"/>
+      <w:r>
+        <w:t xml:space="preserve"> + 1, j, </w:t>
+      </w:r>
+      <w:proofErr w:type="spellStart"/>
+      <w:r>
+        <w:t>dp</w:t>
+      </w:r>
+      <w:proofErr w:type="spellEnd"/>
+      <w:r>
+        <w:t>);</w:t>
+      </w:r>
+    </w:p>
+    <w:p>
+      <w:r>
+        <w:t xml:space="preserve">        int replace = 1 + solve(s1, s2, </w:t>
+      </w:r>
+      <w:proofErr w:type="spellStart"/>
+      <w:r>
+        <w:t>i</w:t>
+      </w:r>
+      <w:proofErr w:type="spellEnd"/>
+      <w:r>
+        <w:t xml:space="preserve"> + 1, j + 1, </w:t>
+      </w:r>
+      <w:proofErr w:type="spellStart"/>
+      <w:r>
+        <w:t>dp</w:t>
+      </w:r>
+      <w:proofErr w:type="spellEnd"/>
+      <w:r>
+        <w:t>);</w:t>
       </w:r>
     </w:p>
     <w:p/>
     <w:p>
       <w:r>
-        <w:t>        return dp[i][j] = Math.min(insert, Math.min(delete, replace));</w:t>
+        <w:t xml:space="preserve">        return </w:t>
+      </w:r>
+      <w:proofErr w:type="spellStart"/>
+      <w:r>
+        <w:t>dp</w:t>
+      </w:r>
+      <w:proofErr w:type="spellEnd"/>
+      <w:r>
+        <w:t>[</w:t>
+      </w:r>
+      <w:proofErr w:type="spellStart"/>
+      <w:r>
+        <w:t>i</w:t>
+      </w:r>
+      <w:proofErr w:type="spellEnd"/>
+      <w:r>
+        <w:t xml:space="preserve">][j] = </w:t>
+      </w:r>
+      <w:proofErr w:type="spellStart"/>
+      <w:r>
+        <w:t>Math.min</w:t>
+      </w:r>
+      <w:proofErr w:type="spellEnd"/>
+      <w:r>
+        <w:t xml:space="preserve">(insert, </w:t>
+      </w:r>
+      <w:proofErr w:type="spellStart"/>
+      <w:r>
+        <w:t>Math.min</w:t>
+      </w:r>
+      <w:proofErr w:type="spellEnd"/>
+      <w:r>
+        <w:t>(delete, replace));</w:t>
       </w:r>
     </w:p>
     <w:p>
@@ -639,7 +1100,15 @@
     <w:p/>
     <w:p>
       <w:r>
-        <w:t>    public int minDistance(String word1, String word2) {</w:t>
+        <w:t xml:space="preserve">    public int </w:t>
+      </w:r>
+      <w:proofErr w:type="spellStart"/>
+      <w:r>
+        <w:t>minDistance</w:t>
+      </w:r>
+      <w:proofErr w:type="spellEnd"/>
+      <w:r>
+        <w:t>(String word1, String word2) {</w:t>
       </w:r>
     </w:p>
     <w:p>
@@ -654,22 +1123,54 @@
     </w:p>
     <w:p>
       <w:r>
-        <w:t>        int[][] dp = new int[m][n];</w:t>
-      </w:r>
-    </w:p>
-    <w:p>
-      <w:r>
-        <w:t>        for (int[] row : dp)</w:t>
-      </w:r>
-    </w:p>
-    <w:p>
-      <w:r>
-        <w:t>            Arrays.fill(row, -1);</w:t>
-      </w:r>
-    </w:p>
-    <w:p>
-      <w:r>
-        <w:t>        return solve(word1, word2, 0, 0, dp);</w:t>
+        <w:t xml:space="preserve">        int[][] </w:t>
+      </w:r>
+      <w:proofErr w:type="spellStart"/>
+      <w:r>
+        <w:t>dp</w:t>
+      </w:r>
+      <w:proofErr w:type="spellEnd"/>
+      <w:r>
+        <w:t xml:space="preserve"> = new int[m][n];</w:t>
+      </w:r>
+    </w:p>
+    <w:p>
+      <w:r>
+        <w:t xml:space="preserve">        for (int[] row : </w:t>
+      </w:r>
+      <w:proofErr w:type="spellStart"/>
+      <w:r>
+        <w:t>dp</w:t>
+      </w:r>
+      <w:proofErr w:type="spellEnd"/>
+      <w:r>
+        <w:t>)</w:t>
+      </w:r>
+    </w:p>
+    <w:p>
+      <w:r>
+        <w:t xml:space="preserve">            </w:t>
+      </w:r>
+      <w:proofErr w:type="spellStart"/>
+      <w:r>
+        <w:t>Arrays.fill</w:t>
+      </w:r>
+      <w:proofErr w:type="spellEnd"/>
+      <w:r>
+        <w:t>(row, -1);</w:t>
+      </w:r>
+    </w:p>
+    <w:p>
+      <w:r>
+        <w:t xml:space="preserve">        return solve(word1, word2, 0, 0, </w:t>
+      </w:r>
+      <w:proofErr w:type="spellStart"/>
+      <w:r>
+        <w:t>dp</w:t>
+      </w:r>
+      <w:proofErr w:type="spellEnd"/>
+      <w:r>
+        <w:t>);</w:t>
       </w:r>
     </w:p>
     <w:p>
@@ -682,6 +1183,382 @@
         <w:t>}</w:t>
       </w:r>
     </w:p>
+    <w:p>
+      <w:pPr>
+        <w:rPr>
+          <w:b/>
+          <w:bCs/>
+        </w:rPr>
+      </w:pPr>
+      <w:r>
+        <w:rPr>
+          <w:b/>
+          <w:bCs/>
+        </w:rPr>
+        <w:lastRenderedPageBreak/>
+        <w:t xml:space="preserve">APP 3: 2d </w:t>
+      </w:r>
+      <w:proofErr w:type="spellStart"/>
+      <w:r>
+        <w:rPr>
+          <w:b/>
+          <w:bCs/>
+        </w:rPr>
+        <w:t>dp</w:t>
+      </w:r>
+      <w:proofErr w:type="spellEnd"/>
+    </w:p>
+    <w:p>
+      <w:r>
+        <w:t>class Solution {</w:t>
+      </w:r>
+    </w:p>
+    <w:p>
+      <w:r>
+        <w:t xml:space="preserve">    public int </w:t>
+      </w:r>
+      <w:proofErr w:type="spellStart"/>
+      <w:r>
+        <w:t>minDistance</w:t>
+      </w:r>
+      <w:proofErr w:type="spellEnd"/>
+      <w:r>
+        <w:t>(String word1, String word2) {</w:t>
+      </w:r>
+    </w:p>
+    <w:p>
+      <w:r>
+        <w:t>        int len1 = s1.length();</w:t>
+      </w:r>
+    </w:p>
+    <w:p>
+      <w:r>
+        <w:t>        int len2 = s2.length();</w:t>
+      </w:r>
+    </w:p>
+    <w:p>
+      <w:r>
+        <w:t xml:space="preserve">        int </w:t>
+      </w:r>
+      <w:proofErr w:type="spellStart"/>
+      <w:r>
+        <w:t>dp</w:t>
+      </w:r>
+      <w:proofErr w:type="spellEnd"/>
+      <w:r>
+        <w:t>[][] = new int[len1+1][len2+1];</w:t>
+      </w:r>
+    </w:p>
+    <w:p/>
+    <w:p>
+      <w:r>
+        <w:t xml:space="preserve">        for(int </w:t>
+      </w:r>
+      <w:proofErr w:type="spellStart"/>
+      <w:r>
+        <w:t>i</w:t>
+      </w:r>
+      <w:proofErr w:type="spellEnd"/>
+      <w:r>
+        <w:t xml:space="preserve"> = 0 ; </w:t>
+      </w:r>
+      <w:proofErr w:type="spellStart"/>
+      <w:r>
+        <w:t>i</w:t>
+      </w:r>
+      <w:proofErr w:type="spellEnd"/>
+      <w:r>
+        <w:t xml:space="preserve">&lt;=len1 ; </w:t>
+      </w:r>
+      <w:proofErr w:type="spellStart"/>
+      <w:r>
+        <w:t>i</w:t>
+      </w:r>
+      <w:proofErr w:type="spellEnd"/>
+      <w:r>
+        <w:t>++)</w:t>
+      </w:r>
+    </w:p>
+    <w:p>
+      <w:r>
+        <w:t xml:space="preserve">            </w:t>
+      </w:r>
+      <w:proofErr w:type="spellStart"/>
+      <w:r>
+        <w:t>dp</w:t>
+      </w:r>
+      <w:proofErr w:type="spellEnd"/>
+      <w:r>
+        <w:t>[</w:t>
+      </w:r>
+      <w:proofErr w:type="spellStart"/>
+      <w:r>
+        <w:t>i</w:t>
+      </w:r>
+      <w:proofErr w:type="spellEnd"/>
+      <w:r>
+        <w:t xml:space="preserve">][0] = </w:t>
+      </w:r>
+      <w:proofErr w:type="spellStart"/>
+      <w:r>
+        <w:t>i</w:t>
+      </w:r>
+      <w:proofErr w:type="spellEnd"/>
+      <w:r>
+        <w:t>;</w:t>
+      </w:r>
+    </w:p>
+    <w:p>
+      <w:r>
+        <w:t xml:space="preserve">        for(int </w:t>
+      </w:r>
+      <w:proofErr w:type="spellStart"/>
+      <w:r>
+        <w:t>i</w:t>
+      </w:r>
+      <w:proofErr w:type="spellEnd"/>
+      <w:r>
+        <w:t xml:space="preserve"> = 0 ; </w:t>
+      </w:r>
+      <w:proofErr w:type="spellStart"/>
+      <w:r>
+        <w:t>i</w:t>
+      </w:r>
+      <w:proofErr w:type="spellEnd"/>
+      <w:r>
+        <w:t xml:space="preserve">&lt;=len2 ; </w:t>
+      </w:r>
+      <w:proofErr w:type="spellStart"/>
+      <w:r>
+        <w:t>i</w:t>
+      </w:r>
+      <w:proofErr w:type="spellEnd"/>
+      <w:r>
+        <w:t>++)</w:t>
+      </w:r>
+    </w:p>
+    <w:p>
+      <w:r>
+        <w:t xml:space="preserve">            </w:t>
+      </w:r>
+      <w:proofErr w:type="spellStart"/>
+      <w:r>
+        <w:t>dp</w:t>
+      </w:r>
+      <w:proofErr w:type="spellEnd"/>
+      <w:r>
+        <w:t>[0][</w:t>
+      </w:r>
+      <w:proofErr w:type="spellStart"/>
+      <w:r>
+        <w:t>i</w:t>
+      </w:r>
+      <w:proofErr w:type="spellEnd"/>
+      <w:r>
+        <w:t xml:space="preserve">] = </w:t>
+      </w:r>
+      <w:proofErr w:type="spellStart"/>
+      <w:r>
+        <w:t>i</w:t>
+      </w:r>
+      <w:proofErr w:type="spellEnd"/>
+      <w:r>
+        <w:t>;</w:t>
+      </w:r>
+    </w:p>
+    <w:p/>
+    <w:p>
+      <w:r>
+        <w:t xml:space="preserve">        for(int </w:t>
+      </w:r>
+      <w:proofErr w:type="spellStart"/>
+      <w:r>
+        <w:t>i</w:t>
+      </w:r>
+      <w:proofErr w:type="spellEnd"/>
+      <w:r>
+        <w:t xml:space="preserve"> = 1 ; </w:t>
+      </w:r>
+      <w:proofErr w:type="spellStart"/>
+      <w:r>
+        <w:t>i</w:t>
+      </w:r>
+      <w:proofErr w:type="spellEnd"/>
+      <w:r>
+        <w:t xml:space="preserve">&lt;=len1 ; </w:t>
+      </w:r>
+      <w:proofErr w:type="spellStart"/>
+      <w:r>
+        <w:t>i</w:t>
+      </w:r>
+      <w:proofErr w:type="spellEnd"/>
+      <w:r>
+        <w:t>++)</w:t>
+      </w:r>
+    </w:p>
+    <w:p>
+      <w:r>
+        <w:t>        {</w:t>
+      </w:r>
+    </w:p>
+    <w:p>
+      <w:r>
+        <w:t xml:space="preserve">            for(int j = 1 ; j&lt;=len2 ; </w:t>
+      </w:r>
+      <w:proofErr w:type="spellStart"/>
+      <w:r>
+        <w:t>j++</w:t>
+      </w:r>
+      <w:proofErr w:type="spellEnd"/>
+      <w:r>
+        <w:t>)</w:t>
+      </w:r>
+    </w:p>
+    <w:p>
+      <w:r>
+        <w:t>            {</w:t>
+      </w:r>
+    </w:p>
+    <w:p>
+      <w:r>
+        <w:t>                if(s1.charAt(i-1) == s2.charAt(j-1))</w:t>
+      </w:r>
+    </w:p>
+    <w:p>
+      <w:r>
+        <w:t xml:space="preserve">                    </w:t>
+      </w:r>
+      <w:proofErr w:type="spellStart"/>
+      <w:r>
+        <w:t>dp</w:t>
+      </w:r>
+      <w:proofErr w:type="spellEnd"/>
+      <w:r>
+        <w:t>[</w:t>
+      </w:r>
+      <w:proofErr w:type="spellStart"/>
+      <w:r>
+        <w:t>i</w:t>
+      </w:r>
+      <w:proofErr w:type="spellEnd"/>
+      <w:r>
+        <w:t xml:space="preserve">][j] = </w:t>
+      </w:r>
+      <w:proofErr w:type="spellStart"/>
+      <w:r>
+        <w:t>dp</w:t>
+      </w:r>
+      <w:proofErr w:type="spellEnd"/>
+      <w:r>
+        <w:t>[i-1][j-1];</w:t>
+      </w:r>
+    </w:p>
+    <w:p/>
+    <w:p>
+      <w:r>
+        <w:t>                else</w:t>
+      </w:r>
+    </w:p>
+    <w:p>
+      <w:r>
+        <w:t xml:space="preserve">                    </w:t>
+      </w:r>
+      <w:proofErr w:type="spellStart"/>
+      <w:r>
+        <w:t>dp</w:t>
+      </w:r>
+      <w:proofErr w:type="spellEnd"/>
+      <w:r>
+        <w:t>[</w:t>
+      </w:r>
+      <w:proofErr w:type="spellStart"/>
+      <w:r>
+        <w:t>i</w:t>
+      </w:r>
+      <w:proofErr w:type="spellEnd"/>
+      <w:r>
+        <w:t>][j] = 1+Math.min(</w:t>
+      </w:r>
+      <w:proofErr w:type="spellStart"/>
+      <w:r>
+        <w:t>dp</w:t>
+      </w:r>
+      <w:proofErr w:type="spellEnd"/>
+      <w:r>
+        <w:t>[</w:t>
+      </w:r>
+      <w:proofErr w:type="spellStart"/>
+      <w:r>
+        <w:t>i</w:t>
+      </w:r>
+      <w:proofErr w:type="spellEnd"/>
+      <w:r>
+        <w:t>][j-1] ,</w:t>
+      </w:r>
+    </w:p>
+    <w:p>
+      <w:r>
+        <w:t xml:space="preserve">                    </w:t>
+      </w:r>
+      <w:proofErr w:type="spellStart"/>
+      <w:r>
+        <w:t>Math.min</w:t>
+      </w:r>
+      <w:proofErr w:type="spellEnd"/>
+      <w:r>
+        <w:t>(</w:t>
+      </w:r>
+      <w:proofErr w:type="spellStart"/>
+      <w:r>
+        <w:t>dp</w:t>
+      </w:r>
+      <w:proofErr w:type="spellEnd"/>
+      <w:r>
+        <w:t xml:space="preserve">[i-1][j-1] , </w:t>
+      </w:r>
+      <w:proofErr w:type="spellStart"/>
+      <w:r>
+        <w:t>dp</w:t>
+      </w:r>
+      <w:proofErr w:type="spellEnd"/>
+      <w:r>
+        <w:t>[i-1][j]));</w:t>
+      </w:r>
+    </w:p>
+    <w:p>
+      <w:r>
+        <w:t>            }</w:t>
+      </w:r>
+    </w:p>
+    <w:p>
+      <w:r>
+        <w:t>        }</w:t>
+      </w:r>
+    </w:p>
+    <w:p>
+      <w:r>
+        <w:t xml:space="preserve">        return </w:t>
+      </w:r>
+      <w:proofErr w:type="spellStart"/>
+      <w:r>
+        <w:t>dp</w:t>
+      </w:r>
+      <w:proofErr w:type="spellEnd"/>
+      <w:r>
+        <w:t>[len1][len2];</w:t>
+      </w:r>
+    </w:p>
+    <w:p>
+      <w:r>
+        <w:t>    }</w:t>
+      </w:r>
+    </w:p>
+    <w:p>
+      <w:r>
+        <w:t>}</w:t>
+      </w:r>
+    </w:p>
+    <w:p/>
     <w:p>
       <w:pPr>
         <w:rPr>
@@ -705,7 +1582,15 @@
     </w:p>
     <w:p>
       <w:r>
-        <w:t xml:space="preserve">    public int minDistance(String word1, String word2) {</w:t>
+        <w:t xml:space="preserve">    public int </w:t>
+      </w:r>
+      <w:proofErr w:type="spellStart"/>
+      <w:r>
+        <w:t>minDistance</w:t>
+      </w:r>
+      <w:proofErr w:type="spellEnd"/>
+      <w:r>
+        <w:t>(String word1, String word2) {</w:t>
       </w:r>
     </w:p>
     <w:p/>
@@ -722,7 +1607,15 @@
     <w:p/>
     <w:p>
       <w:r>
-        <w:t xml:space="preserve">        int[] prev = new int[n + 1];</w:t>
+        <w:t xml:space="preserve">        int[] </w:t>
+      </w:r>
+      <w:proofErr w:type="spellStart"/>
+      <w:r>
+        <w:t>prev</w:t>
+      </w:r>
+      <w:proofErr w:type="spellEnd"/>
+      <w:r>
+        <w:t xml:space="preserve"> = new int[n + 1];</w:t>
       </w:r>
     </w:p>
     <w:p/>
@@ -733,12 +1626,28 @@
     </w:p>
     <w:p>
       <w:r>
-        <w:t xml:space="preserve">        for (int j = 0; j &lt;= n; j++) {</w:t>
-      </w:r>
-    </w:p>
-    <w:p>
-      <w:r>
-        <w:t xml:space="preserve">            prev[j] = j;</w:t>
+        <w:t xml:space="preserve">        for (int j = 0; j &lt;= n; </w:t>
+      </w:r>
+      <w:proofErr w:type="spellStart"/>
+      <w:r>
+        <w:t>j++</w:t>
+      </w:r>
+      <w:proofErr w:type="spellEnd"/>
+      <w:r>
+        <w:t>) {</w:t>
+      </w:r>
+    </w:p>
+    <w:p>
+      <w:r>
+        <w:t xml:space="preserve">            </w:t>
+      </w:r>
+      <w:proofErr w:type="spellStart"/>
+      <w:r>
+        <w:t>prev</w:t>
+      </w:r>
+      <w:proofErr w:type="spellEnd"/>
+      <w:r>
+        <w:t>[j] = j;</w:t>
       </w:r>
     </w:p>
     <w:p>
@@ -749,35 +1658,123 @@
     <w:p/>
     <w:p>
       <w:r>
-        <w:t xml:space="preserve">        for (int i = 1; i &lt;= m; i++) {</w:t>
+        <w:t xml:space="preserve">        for (int </w:t>
+      </w:r>
+      <w:proofErr w:type="spellStart"/>
+      <w:r>
+        <w:t>i</w:t>
+      </w:r>
+      <w:proofErr w:type="spellEnd"/>
+      <w:r>
+        <w:t xml:space="preserve"> = 1; </w:t>
+      </w:r>
+      <w:proofErr w:type="spellStart"/>
+      <w:r>
+        <w:t>i</w:t>
+      </w:r>
+      <w:proofErr w:type="spellEnd"/>
+      <w:r>
+        <w:t xml:space="preserve"> &lt;= m; </w:t>
+      </w:r>
+      <w:proofErr w:type="spellStart"/>
+      <w:r>
+        <w:t>i</w:t>
+      </w:r>
+      <w:proofErr w:type="spellEnd"/>
+      <w:r>
+        <w:t>++) {</w:t>
       </w:r>
     </w:p>
     <w:p/>
     <w:p>
       <w:r>
-        <w:t xml:space="preserve">            int[] curr = new int[n + 1];</w:t>
-      </w:r>
-    </w:p>
-    <w:p>
-      <w:r>
-        <w:t xml:space="preserve">            curr[0] = i; // converting first i chars of word1 to ""</w:t>
+        <w:t xml:space="preserve">            int[] </w:t>
+      </w:r>
+      <w:proofErr w:type="spellStart"/>
+      <w:r>
+        <w:t>curr</w:t>
+      </w:r>
+      <w:proofErr w:type="spellEnd"/>
+      <w:r>
+        <w:t xml:space="preserve"> = new int[n + 1];</w:t>
+      </w:r>
+    </w:p>
+    <w:p>
+      <w:r>
+        <w:t xml:space="preserve">            </w:t>
+      </w:r>
+      <w:proofErr w:type="spellStart"/>
+      <w:r>
+        <w:t>curr</w:t>
+      </w:r>
+      <w:proofErr w:type="spellEnd"/>
+      <w:r>
+        <w:t xml:space="preserve">[0] = </w:t>
+      </w:r>
+      <w:proofErr w:type="spellStart"/>
+      <w:r>
+        <w:t>i</w:t>
+      </w:r>
+      <w:proofErr w:type="spellEnd"/>
+      <w:r>
+        <w:t xml:space="preserve">; // converting first </w:t>
+      </w:r>
+      <w:proofErr w:type="spellStart"/>
+      <w:r>
+        <w:t>i</w:t>
+      </w:r>
+      <w:proofErr w:type="spellEnd"/>
+      <w:r>
+        <w:t xml:space="preserve"> chars of word1 to ""</w:t>
       </w:r>
     </w:p>
     <w:p/>
     <w:p>
       <w:r>
-        <w:t xml:space="preserve">            for (int j = 1; j &lt;= n; j++) {</w:t>
+        <w:t xml:space="preserve">            for (int j = 1; j &lt;= n; </w:t>
+      </w:r>
+      <w:proofErr w:type="spellStart"/>
+      <w:r>
+        <w:t>j++</w:t>
+      </w:r>
+      <w:proofErr w:type="spellEnd"/>
+      <w:r>
+        <w:t>) {</w:t>
       </w:r>
     </w:p>
     <w:p/>
     <w:p>
       <w:r>
-        <w:t xml:space="preserve">                if (word1.charAt(i - 1) == word2.charAt(j - 1)) {</w:t>
-      </w:r>
-    </w:p>
-    <w:p>
-      <w:r>
-        <w:t xml:space="preserve">                    curr[j] = prev[j - 1];</w:t>
+        <w:t xml:space="preserve">                if (word1.charAt(</w:t>
+      </w:r>
+      <w:proofErr w:type="spellStart"/>
+      <w:r>
+        <w:t>i</w:t>
+      </w:r>
+      <w:proofErr w:type="spellEnd"/>
+      <w:r>
+        <w:t xml:space="preserve"> - 1) == word2.charAt(j - 1)) {</w:t>
+      </w:r>
+    </w:p>
+    <w:p>
+      <w:r>
+        <w:t xml:space="preserve">                    </w:t>
+      </w:r>
+      <w:proofErr w:type="spellStart"/>
+      <w:r>
+        <w:t>curr</w:t>
+      </w:r>
+      <w:proofErr w:type="spellEnd"/>
+      <w:r>
+        <w:t xml:space="preserve">[j] = </w:t>
+      </w:r>
+      <w:proofErr w:type="spellStart"/>
+      <w:r>
+        <w:t>prev</w:t>
+      </w:r>
+      <w:proofErr w:type="spellEnd"/>
+      <w:r>
+        <w:t>[j - 1];</w:t>
       </w:r>
     </w:p>
     <w:p>
@@ -787,28 +1784,76 @@
     </w:p>
     <w:p>
       <w:r>
-        <w:t xml:space="preserve">                    curr[j] = 1 + Math.min(</w:t>
-      </w:r>
-    </w:p>
-    <w:p>
-      <w:r>
-        <w:t xml:space="preserve">                            prev[j - 1],           // replace</w:t>
-      </w:r>
-    </w:p>
-    <w:p>
-      <w:r>
-        <w:t xml:space="preserve">                            Math.min(</w:t>
-      </w:r>
-    </w:p>
-    <w:p>
-      <w:r>
-        <w:t xml:space="preserve">                                    prev[j],       // delete</w:t>
+        <w:t xml:space="preserve">                    </w:t>
+      </w:r>
+      <w:proofErr w:type="spellStart"/>
+      <w:r>
+        <w:t>curr</w:t>
+      </w:r>
+      <w:proofErr w:type="spellEnd"/>
+      <w:r>
+        <w:t xml:space="preserve">[j] = 1 + </w:t>
+      </w:r>
+      <w:proofErr w:type="spellStart"/>
+      <w:r>
+        <w:t>Math.min</w:t>
+      </w:r>
+      <w:proofErr w:type="spellEnd"/>
+      <w:r>
+        <w:t>(</w:t>
+      </w:r>
+    </w:p>
+    <w:p>
+      <w:r>
+        <w:t xml:space="preserve">                            </w:t>
+      </w:r>
+      <w:proofErr w:type="spellStart"/>
+      <w:r>
+        <w:t>prev</w:t>
+      </w:r>
+      <w:proofErr w:type="spellEnd"/>
+      <w:r>
+        <w:t>[j - 1],           // replace</w:t>
+      </w:r>
+    </w:p>
+    <w:p>
+      <w:r>
+        <w:t xml:space="preserve">                            </w:t>
+      </w:r>
+      <w:proofErr w:type="spellStart"/>
+      <w:r>
+        <w:t>Math.min</w:t>
+      </w:r>
+      <w:proofErr w:type="spellEnd"/>
+      <w:r>
+        <w:t>(</w:t>
+      </w:r>
+    </w:p>
+    <w:p>
+      <w:r>
+        <w:t xml:space="preserve">                                    </w:t>
+      </w:r>
+      <w:proofErr w:type="spellStart"/>
+      <w:r>
+        <w:t>prev</w:t>
+      </w:r>
+      <w:proofErr w:type="spellEnd"/>
+      <w:r>
+        <w:t>[j],       // delete</w:t>
       </w:r>
     </w:p>
     <w:p>
       <w:r>
         <w:lastRenderedPageBreak/>
-        <w:t xml:space="preserve">                                    curr[j - 1]    // insert</w:t>
+        <w:t xml:space="preserve">                                    </w:t>
+      </w:r>
+      <w:proofErr w:type="spellStart"/>
+      <w:r>
+        <w:t>curr</w:t>
+      </w:r>
+      <w:proofErr w:type="spellEnd"/>
+      <w:r>
+        <w:t>[j - 1]    // insert</w:t>
       </w:r>
     </w:p>
     <w:p>
@@ -834,7 +1879,23 @@
     <w:p/>
     <w:p>
       <w:r>
-        <w:t xml:space="preserve">            prev = curr;</w:t>
+        <w:t xml:space="preserve">            </w:t>
+      </w:r>
+      <w:proofErr w:type="spellStart"/>
+      <w:r>
+        <w:t>prev</w:t>
+      </w:r>
+      <w:proofErr w:type="spellEnd"/>
+      <w:r>
+        <w:t xml:space="preserve"> = </w:t>
+      </w:r>
+      <w:proofErr w:type="spellStart"/>
+      <w:r>
+        <w:t>curr</w:t>
+      </w:r>
+      <w:proofErr w:type="spellEnd"/>
+      <w:r>
+        <w:t>;</w:t>
       </w:r>
     </w:p>
     <w:p>
@@ -845,7 +1906,15 @@
     <w:p/>
     <w:p>
       <w:r>
-        <w:t xml:space="preserve">        return prev[n];</w:t>
+        <w:t xml:space="preserve">        return </w:t>
+      </w:r>
+      <w:proofErr w:type="spellStart"/>
+      <w:r>
+        <w:t>prev</w:t>
+      </w:r>
+      <w:proofErr w:type="spellEnd"/>
+      <w:r>
+        <w:t>[n];</w:t>
       </w:r>
     </w:p>
     <w:p>

--- a/5.dynamicProgramming/33 DP - 2D Array (Edit Distance  Levenshtein Distance).docx
+++ b/5.dynamicProgramming/33 DP - 2D Array (Edit Distance  Levenshtein Distance).docx
@@ -631,6 +631,67 @@
           <w:b/>
           <w:bCs/>
         </w:rPr>
+        <w:t>Insert  -&gt; (</w:t>
+      </w:r>
+      <w:proofErr w:type="spellStart"/>
+      <w:r>
+        <w:rPr>
+          <w:b/>
+          <w:bCs/>
+        </w:rPr>
+        <w:t>i</w:t>
+      </w:r>
+      <w:proofErr w:type="spellEnd"/>
+      <w:r>
+        <w:rPr>
+          <w:b/>
+          <w:bCs/>
+        </w:rPr>
+        <w:t>, j+1)</w:t>
+      </w:r>
+    </w:p>
+    <w:p>
+      <w:pPr>
+        <w:rPr>
+          <w:b/>
+          <w:bCs/>
+        </w:rPr>
+      </w:pPr>
+      <w:r>
+        <w:rPr>
+          <w:b/>
+          <w:bCs/>
+        </w:rPr>
+        <w:t>Delete  -&gt; (i+1, j)</w:t>
+      </w:r>
+    </w:p>
+    <w:p>
+      <w:pPr>
+        <w:rPr>
+          <w:b/>
+          <w:bCs/>
+        </w:rPr>
+      </w:pPr>
+      <w:r>
+        <w:rPr>
+          <w:b/>
+          <w:bCs/>
+        </w:rPr>
+        <w:t>Replace -&gt; (i+1, j+1)</w:t>
+      </w:r>
+    </w:p>
+    <w:p>
+      <w:pPr>
+        <w:rPr>
+          <w:b/>
+          <w:bCs/>
+        </w:rPr>
+      </w:pPr>
+      <w:r>
+        <w:rPr>
+          <w:b/>
+          <w:bCs/>
+        </w:rPr>
         <w:t>-&gt; do full recursion on all three case( replace , remove , insert)</w:t>
       </w:r>
     </w:p>
@@ -653,61 +714,100 @@
         <w:t>, int j) {</w:t>
       </w:r>
     </w:p>
+    <w:p>
+      <w:r>
+        <w:t xml:space="preserve">        if (</w:t>
+      </w:r>
+      <w:proofErr w:type="spellStart"/>
+      <w:r>
+        <w:t>i</w:t>
+      </w:r>
+      <w:proofErr w:type="spellEnd"/>
+      <w:r>
+        <w:t xml:space="preserve"> == s1.length())</w:t>
+      </w:r>
+    </w:p>
+    <w:p>
+      <w:r>
+        <w:t xml:space="preserve">            return s2.length() - j;</w:t>
+      </w:r>
+    </w:p>
     <w:p/>
     <w:p>
       <w:r>
-        <w:t xml:space="preserve">        if (</w:t>
-      </w:r>
-      <w:proofErr w:type="spellStart"/>
-      <w:r>
-        <w:t>i</w:t>
-      </w:r>
-      <w:proofErr w:type="spellEnd"/>
-      <w:r>
-        <w:t xml:space="preserve"> == s1.length())</w:t>
-      </w:r>
-    </w:p>
-    <w:p>
-      <w:r>
-        <w:t xml:space="preserve">            return s2.length() - j;</w:t>
+        <w:t xml:space="preserve">        if (j == s2.length())</w:t>
+      </w:r>
+    </w:p>
+    <w:p>
+      <w:r>
+        <w:t xml:space="preserve">            return s1.length() - </w:t>
+      </w:r>
+      <w:proofErr w:type="spellStart"/>
+      <w:r>
+        <w:t>i</w:t>
+      </w:r>
+      <w:proofErr w:type="spellEnd"/>
+      <w:r>
+        <w:t>;</w:t>
       </w:r>
     </w:p>
     <w:p/>
     <w:p>
       <w:r>
-        <w:t xml:space="preserve">        if (j == s2.length())</w:t>
-      </w:r>
-    </w:p>
-    <w:p>
-      <w:r>
-        <w:t xml:space="preserve">            return s1.length() - </w:t>
-      </w:r>
-      <w:proofErr w:type="spellStart"/>
-      <w:r>
-        <w:t>i</w:t>
-      </w:r>
-      <w:proofErr w:type="spellEnd"/>
-      <w:r>
-        <w:t>;</w:t>
+        <w:t xml:space="preserve">        if (s1.charAt(</w:t>
+      </w:r>
+      <w:proofErr w:type="spellStart"/>
+      <w:r>
+        <w:t>i</w:t>
+      </w:r>
+      <w:proofErr w:type="spellEnd"/>
+      <w:r>
+        <w:t>) == s2.charAt(j))</w:t>
+      </w:r>
+    </w:p>
+    <w:p>
+      <w:r>
+        <w:t xml:space="preserve">            return solve(s1, s2, </w:t>
+      </w:r>
+      <w:proofErr w:type="spellStart"/>
+      <w:r>
+        <w:t>i</w:t>
+      </w:r>
+      <w:proofErr w:type="spellEnd"/>
+      <w:r>
+        <w:t xml:space="preserve"> + 1, j + 1);</w:t>
       </w:r>
     </w:p>
     <w:p/>
     <w:p>
       <w:r>
-        <w:t xml:space="preserve">        if (s1.charAt(</w:t>
-      </w:r>
-      <w:proofErr w:type="spellStart"/>
-      <w:r>
-        <w:t>i</w:t>
-      </w:r>
-      <w:proofErr w:type="spellEnd"/>
-      <w:r>
-        <w:t>) == s2.charAt(j))</w:t>
-      </w:r>
-    </w:p>
-    <w:p>
-      <w:r>
-        <w:t xml:space="preserve">            return solve(s1, s2, </w:t>
+        <w:t xml:space="preserve">        int insert = 1 + solve(s1, s2, </w:t>
+      </w:r>
+      <w:proofErr w:type="spellStart"/>
+      <w:r>
+        <w:t>i</w:t>
+      </w:r>
+      <w:proofErr w:type="spellEnd"/>
+      <w:r>
+        <w:t>, j + 1);</w:t>
+      </w:r>
+    </w:p>
+    <w:p>
+      <w:r>
+        <w:t xml:space="preserve">        int delete = 1 + solve(s1, s2, </w:t>
+      </w:r>
+      <w:proofErr w:type="spellStart"/>
+      <w:r>
+        <w:t>i</w:t>
+      </w:r>
+      <w:proofErr w:type="spellEnd"/>
+      <w:r>
+        <w:t xml:space="preserve"> + 1, j);</w:t>
+      </w:r>
+    </w:p>
+    <w:p>
+      <w:r>
+        <w:t xml:space="preserve">        int replace = 1 + solve(s1, s2, </w:t>
       </w:r>
       <w:proofErr w:type="spellStart"/>
       <w:r>
@@ -721,63 +821,47 @@
     <w:p/>
     <w:p>
       <w:r>
-        <w:t xml:space="preserve">        int insert = 1 + solve(s1, s2, </w:t>
-      </w:r>
-      <w:proofErr w:type="spellStart"/>
-      <w:r>
-        <w:t>i</w:t>
-      </w:r>
-      <w:proofErr w:type="spellEnd"/>
-      <w:r>
-        <w:t>, j + 1);</w:t>
-      </w:r>
-    </w:p>
-    <w:p>
-      <w:r>
-        <w:t xml:space="preserve">        int delete = 1 + solve(s1, s2, </w:t>
-      </w:r>
-      <w:proofErr w:type="spellStart"/>
-      <w:r>
-        <w:t>i</w:t>
-      </w:r>
-      <w:proofErr w:type="spellEnd"/>
-      <w:r>
-        <w:t xml:space="preserve"> + 1, j);</w:t>
-      </w:r>
-    </w:p>
-    <w:p>
-      <w:r>
-        <w:t xml:space="preserve">        int replace = 1 + solve(s1, s2, </w:t>
-      </w:r>
-      <w:proofErr w:type="spellStart"/>
-      <w:r>
-        <w:t>i</w:t>
-      </w:r>
-      <w:proofErr w:type="spellEnd"/>
-      <w:r>
-        <w:t xml:space="preserve"> + 1, j + 1);</w:t>
+        <w:t xml:space="preserve">        return </w:t>
+      </w:r>
+      <w:proofErr w:type="spellStart"/>
+      <w:r>
+        <w:t>Math.min</w:t>
+      </w:r>
+      <w:proofErr w:type="spellEnd"/>
+      <w:r>
+        <w:t xml:space="preserve">(insert, </w:t>
+      </w:r>
+      <w:proofErr w:type="spellStart"/>
+      <w:r>
+        <w:t>Math.min</w:t>
+      </w:r>
+      <w:proofErr w:type="spellEnd"/>
+      <w:r>
+        <w:t>(delete, replace));</w:t>
+      </w:r>
+    </w:p>
+    <w:p>
+      <w:r>
+        <w:t xml:space="preserve">    }</w:t>
       </w:r>
     </w:p>
     <w:p/>
     <w:p>
       <w:r>
-        <w:t xml:space="preserve">        return </w:t>
-      </w:r>
-      <w:proofErr w:type="spellStart"/>
-      <w:r>
-        <w:t>Math.min</w:t>
-      </w:r>
-      <w:proofErr w:type="spellEnd"/>
-      <w:r>
-        <w:t xml:space="preserve">(insert, </w:t>
-      </w:r>
-      <w:proofErr w:type="spellStart"/>
-      <w:r>
-        <w:t>Math.min</w:t>
-      </w:r>
-      <w:proofErr w:type="spellEnd"/>
-      <w:r>
-        <w:t>(delete, replace));</w:t>
+        <w:t xml:space="preserve">    public int </w:t>
+      </w:r>
+      <w:proofErr w:type="spellStart"/>
+      <w:r>
+        <w:t>minDistance</w:t>
+      </w:r>
+      <w:proofErr w:type="spellEnd"/>
+      <w:r>
+        <w:t>(String word1, String word2) {</w:t>
+      </w:r>
+    </w:p>
+    <w:p>
+      <w:r>
+        <w:t xml:space="preserve">        return solve(word1, word2, 0, 0);</w:t>
       </w:r>
     </w:p>
     <w:p>
@@ -785,37 +869,11 @@
         <w:t xml:space="preserve">    }</w:t>
       </w:r>
     </w:p>
-    <w:p/>
-    <w:p>
-      <w:r>
-        <w:t xml:space="preserve">    public int </w:t>
-      </w:r>
-      <w:proofErr w:type="spellStart"/>
-      <w:r>
-        <w:t>minDistance</w:t>
-      </w:r>
-      <w:proofErr w:type="spellEnd"/>
-      <w:r>
-        <w:t>(String word1, String word2) {</w:t>
-      </w:r>
-    </w:p>
-    <w:p>
-      <w:r>
-        <w:t xml:space="preserve">        return solve(word1, word2, 0, 0);</w:t>
-      </w:r>
-    </w:p>
-    <w:p>
-      <w:r>
-        <w:t xml:space="preserve">    }</w:t>
-      </w:r>
-    </w:p>
     <w:p>
       <w:r>
         <w:t>}</w:t>
       </w:r>
     </w:p>
-    <w:p/>
-    <w:p/>
     <w:p>
       <w:pPr>
         <w:rPr>
@@ -1457,6 +1515,9 @@
     <w:p>
       <w:r>
         <w:t>                else</w:t>
+      </w:r>
+      <w:r>
+        <w:t xml:space="preserve"> //(</w:t>
       </w:r>
     </w:p>
     <w:p>
@@ -2697,6 +2758,7 @@
   <w:style w:type="character" w:default="1" w:styleId="DefaultParagraphFont">
     <w:name w:val="Default Paragraph Font"/>
     <w:uiPriority w:val="1"/>
+    <w:semiHidden/>
     <w:unhideWhenUsed/>
   </w:style>
   <w:style w:type="table" w:default="1" w:styleId="TableNormal">
